--- a/assets/LodovicoMinnocciResume-12-4-2022.docx
+++ b/assets/LodovicoMinnocciResume-12-4-2022.docx
@@ -108,7 +108,13 @@
         <w:t xml:space="preserve">Help </w:t>
       </w:r>
       <w:r>
-        <w:t>create commercial grade solutions</w:t>
+        <w:t xml:space="preserve">create </w:t>
+      </w:r>
+      <w:r>
+        <w:t>commercial-grade</w:t>
+      </w:r>
+      <w:r>
+        <w:t xml:space="preserve"> solutions</w:t>
       </w:r>
       <w:r>
         <w:t xml:space="preserve"> using my </w:t>
@@ -476,14 +482,9 @@
             <w:r>
               <w:t xml:space="preserve">for all </w:t>
             </w:r>
-            <w:proofErr w:type="gramStart"/>
-            <w:r>
-              <w:t xml:space="preserve">cloud </w:t>
-            </w:r>
-            <w:r>
-              <w:t>based</w:t>
-            </w:r>
-            <w:proofErr w:type="gramEnd"/>
+            <w:r>
+              <w:t>cloud-based</w:t>
+            </w:r>
             <w:r>
               <w:t xml:space="preserve"> applications</w:t>
             </w:r>
@@ -778,14 +779,32 @@
     </w:p>
     <w:p>
       <w:pPr>
-        <w:spacing w:after="0" w:line="269" w:lineRule="auto"/>
+        <w:spacing w:after="160" w:line="259" w:lineRule="auto"/>
         <w:ind w:left="0" w:firstLine="0"/>
-      </w:pPr>
-      <w:r>
         <w:rPr>
           <w:color w:val="1F3763"/>
           <w:sz w:val="24"/>
         </w:rPr>
+      </w:pPr>
+      <w:r>
+        <w:rPr>
+          <w:color w:val="1F3763"/>
+          <w:sz w:val="24"/>
+        </w:rPr>
+        <w:br w:type="page"/>
+      </w:r>
+    </w:p>
+    <w:p>
+      <w:pPr>
+        <w:spacing w:after="0" w:line="269" w:lineRule="auto"/>
+        <w:ind w:left="0" w:firstLine="0"/>
+      </w:pPr>
+      <w:r>
+        <w:rPr>
+          <w:color w:val="1F3763"/>
+          <w:sz w:val="24"/>
+        </w:rPr>
+        <w:lastRenderedPageBreak/>
         <w:t xml:space="preserve">Lead Integration Engineer at Subway </w:t>
       </w:r>
     </w:p>
@@ -820,33 +839,44 @@
       <w:tr>
         <w:tc>
           <w:tcPr>
-            <w:tcW w:w="5460" w:type="dxa"/>
+            <w:tcW w:w="5455" w:type="dxa"/>
           </w:tcPr>
           <w:p>
             <w:pPr>
               <w:spacing w:after="73"/>
               <w:ind w:right="866"/>
-            </w:pPr>
-            <w:r>
-              <w:t>Develop and manage high volume</w:t>
-            </w:r>
-          </w:p>
+              <w:rPr>
+                <w:b/>
+                <w:bCs/>
+              </w:rPr>
+            </w:pPr>
+            <w:r>
+              <w:rPr>
+                <w:b/>
+                <w:bCs/>
+              </w:rPr>
+              <w:t>Development</w:t>
+            </w:r>
+          </w:p>
+        </w:tc>
+        <w:tc>
+          <w:tcPr>
+            <w:tcW w:w="5456" w:type="dxa"/>
+          </w:tcPr>
           <w:p>
             <w:pPr>
               <w:ind w:left="0" w:right="866" w:firstLine="0"/>
-            </w:pPr>
-          </w:p>
-        </w:tc>
-        <w:tc>
-          <w:tcPr>
-            <w:tcW w:w="5461" w:type="dxa"/>
-          </w:tcPr>
-          <w:p>
-            <w:pPr>
-              <w:ind w:left="0" w:right="866" w:firstLine="0"/>
-            </w:pPr>
-            <w:r>
-              <w:t>Lead an international team of engineers microservices</w:t>
+              <w:rPr>
+                <w:b/>
+                <w:bCs/>
+              </w:rPr>
+            </w:pPr>
+            <w:r>
+              <w:rPr>
+                <w:b/>
+                <w:bCs/>
+              </w:rPr>
+              <w:t>Management</w:t>
             </w:r>
           </w:p>
         </w:tc>
@@ -854,7 +884,58 @@
       <w:tr>
         <w:tc>
           <w:tcPr>
-            <w:tcW w:w="5460" w:type="dxa"/>
+            <w:tcW w:w="5455" w:type="dxa"/>
+          </w:tcPr>
+          <w:p>
+            <w:pPr>
+              <w:spacing w:after="73"/>
+              <w:ind w:right="866"/>
+            </w:pPr>
+            <w:r>
+              <w:t xml:space="preserve">Develop and manage </w:t>
+            </w:r>
+            <w:r>
+              <w:t>high-volume</w:t>
+            </w:r>
+            <w:r>
+              <w:t xml:space="preserve"> microservices written in </w:t>
+            </w:r>
+            <w:proofErr w:type="gramStart"/>
+            <w:r>
+              <w:t>N</w:t>
+            </w:r>
+            <w:r>
+              <w:t>ode.js</w:t>
+            </w:r>
+            <w:proofErr w:type="gramEnd"/>
+          </w:p>
+          <w:p>
+            <w:pPr>
+              <w:ind w:left="0" w:right="866" w:firstLine="0"/>
+            </w:pPr>
+          </w:p>
+        </w:tc>
+        <w:tc>
+          <w:tcPr>
+            <w:tcW w:w="5456" w:type="dxa"/>
+          </w:tcPr>
+          <w:p>
+            <w:pPr>
+              <w:ind w:left="0" w:right="866" w:firstLine="0"/>
+            </w:pPr>
+            <w:r>
+              <w:t>Led</w:t>
+            </w:r>
+            <w:r>
+              <w:t xml:space="preserve"> an international team of engineers</w:t>
+            </w:r>
+          </w:p>
+        </w:tc>
+      </w:tr>
+      <w:tr>
+        <w:tc>
+          <w:tcPr>
+            <w:tcW w:w="5455" w:type="dxa"/>
           </w:tcPr>
           <w:p>
             <w:pPr>
@@ -864,27 +945,11 @@
             <w:r>
               <w:t>Design and develop performant APIs for mobile, web, and b2b</w:t>
             </w:r>
-            <w:r>
-              <w:rPr>
-                <w:rFonts w:ascii="Arial" w:eastAsia="Arial" w:hAnsi="Arial" w:cs="Arial"/>
-                <w:color w:val="666666"/>
-                <w:sz w:val="24"/>
-              </w:rPr>
-              <w:t xml:space="preserve"> </w:t>
-            </w:r>
-            <w:r>
-              <w:rPr>
-                <w:rFonts w:ascii="Arial" w:eastAsia="Arial" w:hAnsi="Arial" w:cs="Arial"/>
-                <w:color w:val="666666"/>
-                <w:sz w:val="24"/>
-              </w:rPr>
-              <w:tab/>
-            </w:r>
-          </w:p>
-        </w:tc>
-        <w:tc>
-          <w:tcPr>
-            <w:tcW w:w="5461" w:type="dxa"/>
+          </w:p>
+        </w:tc>
+        <w:tc>
+          <w:tcPr>
+            <w:tcW w:w="5456" w:type="dxa"/>
           </w:tcPr>
           <w:p>
             <w:pPr>
@@ -892,7 +957,15 @@
               <w:ind w:right="866"/>
             </w:pPr>
             <w:r>
-              <w:t xml:space="preserve">Manage backlog, daily stand-ups, pull requests, merging, building, and releasing </w:t>
+              <w:t xml:space="preserve">Manage backlog, daily stand-ups, pull requests, merging, building, and </w:t>
+            </w:r>
+            <w:proofErr w:type="gramStart"/>
+            <w:r>
+              <w:t>releasing</w:t>
+            </w:r>
+            <w:proofErr w:type="gramEnd"/>
+            <w:r>
+              <w:t xml:space="preserve"> </w:t>
             </w:r>
           </w:p>
           <w:p>
@@ -905,7 +978,7 @@
       <w:tr>
         <w:tc>
           <w:tcPr>
-            <w:tcW w:w="5460" w:type="dxa"/>
+            <w:tcW w:w="5455" w:type="dxa"/>
           </w:tcPr>
           <w:p>
             <w:pPr>
@@ -913,18 +986,13 @@
               <w:ind w:right="866"/>
             </w:pPr>
             <w:r>
-              <w:t xml:space="preserve">Troubleshoot production issues with cross-functional teams </w:t>
-            </w:r>
-          </w:p>
-          <w:p>
-            <w:pPr>
-              <w:ind w:left="0" w:right="866" w:firstLine="0"/>
-            </w:pPr>
-          </w:p>
-        </w:tc>
-        <w:tc>
-          <w:tcPr>
-            <w:tcW w:w="5461" w:type="dxa"/>
+              <w:t>Write code in Node.js</w:t>
+            </w:r>
+          </w:p>
+        </w:tc>
+        <w:tc>
+          <w:tcPr>
+            <w:tcW w:w="5456" w:type="dxa"/>
           </w:tcPr>
           <w:p>
             <w:pPr>
@@ -947,91 +1015,123 @@
       <w:tr>
         <w:tc>
           <w:tcPr>
-            <w:tcW w:w="5460" w:type="dxa"/>
+            <w:tcW w:w="5455" w:type="dxa"/>
           </w:tcPr>
           <w:p>
             <w:pPr>
               <w:ind w:left="0" w:right="866" w:firstLine="0"/>
             </w:pPr>
             <w:r>
-              <w:t>Write code in Node.js</w:t>
-            </w:r>
-          </w:p>
-        </w:tc>
-        <w:tc>
-          <w:tcPr>
-            <w:tcW w:w="5461" w:type="dxa"/>
-          </w:tcPr>
+              <w:t xml:space="preserve">Monitor services with </w:t>
+            </w:r>
+            <w:r>
+              <w:t xml:space="preserve">AWS </w:t>
+            </w:r>
+            <w:r>
+              <w:t>CloudWatch</w:t>
+            </w:r>
+          </w:p>
+        </w:tc>
+        <w:tc>
+          <w:tcPr>
+            <w:tcW w:w="5456" w:type="dxa"/>
+          </w:tcPr>
+          <w:p>
+            <w:pPr>
+              <w:spacing w:after="71"/>
+              <w:ind w:right="866"/>
+            </w:pPr>
+            <w:r>
+              <w:t xml:space="preserve">Troubleshoot production issues with cross-functional </w:t>
+            </w:r>
+            <w:proofErr w:type="gramStart"/>
+            <w:r>
+              <w:t>teams</w:t>
+            </w:r>
+            <w:proofErr w:type="gramEnd"/>
+            <w:r>
+              <w:t xml:space="preserve"> </w:t>
+            </w:r>
+          </w:p>
           <w:p>
             <w:pPr>
               <w:ind w:left="0" w:right="866" w:firstLine="0"/>
             </w:pPr>
-            <w:r>
-              <w:t>Test with Mocha</w:t>
-            </w:r>
           </w:p>
         </w:tc>
       </w:tr>
       <w:tr>
         <w:tc>
           <w:tcPr>
-            <w:tcW w:w="5460" w:type="dxa"/>
+            <w:tcW w:w="5455" w:type="dxa"/>
           </w:tcPr>
           <w:p>
             <w:pPr>
               <w:ind w:left="0" w:right="866" w:firstLine="0"/>
             </w:pPr>
             <w:r>
-              <w:t>Monitor services with CloudWatch</w:t>
-            </w:r>
-          </w:p>
-        </w:tc>
-        <w:tc>
-          <w:tcPr>
-            <w:tcW w:w="5461" w:type="dxa"/>
+              <w:t>Test with Mocha</w:t>
+            </w:r>
+          </w:p>
+        </w:tc>
+        <w:tc>
+          <w:tcPr>
+            <w:tcW w:w="5456" w:type="dxa"/>
           </w:tcPr>
           <w:p>
             <w:pPr>
               <w:spacing w:after="52"/>
               <w:ind w:right="866"/>
             </w:pPr>
-            <w:r>
-              <w:t xml:space="preserve">Write CloudFormation scripts </w:t>
-            </w:r>
-          </w:p>
-          <w:p>
-            <w:pPr>
-              <w:ind w:left="0" w:right="866" w:firstLine="0"/>
-            </w:pPr>
           </w:p>
         </w:tc>
       </w:tr>
       <w:tr>
         <w:tc>
           <w:tcPr>
-            <w:tcW w:w="5460" w:type="dxa"/>
+            <w:tcW w:w="5455" w:type="dxa"/>
           </w:tcPr>
           <w:p>
             <w:pPr>
               <w:ind w:left="0" w:right="866" w:firstLine="0"/>
             </w:pPr>
             <w:r>
-              <w:t xml:space="preserve">Application Configuration Management </w:t>
-            </w:r>
-            <w:r>
-              <w:t xml:space="preserve">(CI/CD) </w:t>
-            </w:r>
-            <w:r>
-              <w:t>With</w:t>
-            </w:r>
-            <w:r>
-              <w:t xml:space="preserve"> Octopus</w:t>
-            </w:r>
-          </w:p>
-        </w:tc>
-        <w:tc>
-          <w:tcPr>
-            <w:tcW w:w="5461" w:type="dxa"/>
+              <w:t>Application Configuration Management (CI/CD) With Octopus</w:t>
+            </w:r>
+          </w:p>
+        </w:tc>
+        <w:tc>
+          <w:tcPr>
+            <w:tcW w:w="5456" w:type="dxa"/>
+          </w:tcPr>
+          <w:p>
+            <w:pPr>
+              <w:spacing w:after="52"/>
+              <w:ind w:right="866"/>
+            </w:pPr>
+          </w:p>
+        </w:tc>
+      </w:tr>
+      <w:tr>
+        <w:tc>
+          <w:tcPr>
+            <w:tcW w:w="5455" w:type="dxa"/>
+          </w:tcPr>
+          <w:p>
+            <w:pPr>
+              <w:ind w:left="0" w:right="866" w:firstLine="0"/>
+            </w:pPr>
+            <w:r>
+              <w:t xml:space="preserve">AWS </w:t>
+            </w:r>
+            <w:r>
+              <w:t xml:space="preserve">CloudFormation scripts </w:t>
+            </w:r>
+          </w:p>
+        </w:tc>
+        <w:tc>
+          <w:tcPr>
+            <w:tcW w:w="5456" w:type="dxa"/>
           </w:tcPr>
           <w:p>
             <w:pPr>
@@ -1073,7 +1173,7 @@
           <w:color w:val="1F3763"/>
           <w:sz w:val="24"/>
         </w:rPr>
-        <w:t xml:space="preserve"> Fisher Scientific (formerly, Core Informatics) </w:t>
+        <w:t xml:space="preserve"> Fisher Scientific (formerly Core Informatics) </w:t>
       </w:r>
     </w:p>
     <w:tbl>
@@ -1771,6 +1871,7 @@
         <w:ind w:left="0" w:firstLine="0"/>
       </w:pPr>
       <w:r>
+        <w:lastRenderedPageBreak/>
         <w:t>Bachelor's Degree, Psychology, 1993 – 1996</w:t>
       </w:r>
       <w:r>
